--- a/6-过程管理/运行记录类文件/060203-天津港引航中心引航信息系统及设备维护项目-过程量化指标.docx
+++ b/6-过程管理/运行记录类文件/060203-天津港引航中心引航信息系统及设备维护项目-过程量化指标.docx
@@ -124,8 +124,8 @@
           <w:lang w:eastAsia="zh-CN"/>
         </w:rPr>
       </w:pPr>
-      <w:bookmarkStart w:id="0" w:name="_Toc19231"/>
-      <w:bookmarkStart w:id="1" w:name="_Toc15392"/>
+      <w:bookmarkStart w:id="0" w:name="_Toc15392"/>
+      <w:bookmarkStart w:id="1" w:name="_Toc19231"/>
       <w:r>
         <w:rPr>
           <w:lang w:eastAsia="zh-CN"/>
@@ -244,7 +244,8 @@
               <w:widowControl w:val="0"/>
               <w:jc w:val="both"/>
               <w:rPr>
-                <w:lang w:eastAsia="zh-CN"/>
+                <w:rFonts w:hint="default"/>
+                <w:lang w:val="en-US" w:eastAsia="zh-CN"/>
               </w:rPr>
             </w:pPr>
             <w:r>
@@ -300,7 +301,15 @@
                 <w:u w:val="single"/>
                 <w:lang w:eastAsia="zh-CN"/>
               </w:rPr>
-              <w:t>.30</w:t>
+              <w:t>.</w:t>
+            </w:r>
+            <w:r>
+              <w:rPr>
+                <w:rFonts w:hint="eastAsia"/>
+                <w:u w:val="single"/>
+                <w:lang w:val="en-US" w:eastAsia="zh-CN"/>
+              </w:rPr>
+              <w:t>8</w:t>
             </w:r>
           </w:p>
         </w:tc>
@@ -371,15 +380,24 @@
               <w:widowControl w:val="0"/>
               <w:jc w:val="both"/>
               <w:rPr>
-                <w:lang w:eastAsia="zh-CN"/>
-              </w:rPr>
-            </w:pPr>
+                <w:rFonts w:hint="default"/>
+                <w:lang w:val="en-US" w:eastAsia="zh-CN"/>
+              </w:rPr>
+            </w:pPr>
+            <w:r>
+              <w:rPr>
+                <w:rFonts w:hint="eastAsia"/>
+                <w:vertAlign w:val="baseline"/>
+                <w:lang w:val="en-US" w:eastAsia="zh-CN"/>
+              </w:rPr>
+              <w:t>审核</w:t>
+            </w:r>
             <w:r>
               <w:rPr>
                 <w:rFonts w:hint="eastAsia"/>
                 <w:lang w:eastAsia="zh-CN"/>
               </w:rPr>
-              <w:t>编制时间</w:t>
+              <w:t>时间</w:t>
             </w:r>
             <w:r>
               <w:rPr>
@@ -427,7 +445,15 @@
                 <w:u w:val="single"/>
                 <w:lang w:eastAsia="zh-CN"/>
               </w:rPr>
-              <w:t>.30</w:t>
+              <w:t>.</w:t>
+            </w:r>
+            <w:r>
+              <w:rPr>
+                <w:rFonts w:hint="eastAsia"/>
+                <w:u w:val="single"/>
+                <w:lang w:val="en-US" w:eastAsia="zh-CN"/>
+              </w:rPr>
+              <w:t>8</w:t>
             </w:r>
           </w:p>
         </w:tc>
@@ -498,7 +524,8 @@
               <w:widowControl w:val="0"/>
               <w:jc w:val="both"/>
               <w:rPr>
-                <w:lang w:eastAsia="zh-CN"/>
+                <w:rFonts w:hint="default"/>
+                <w:lang w:val="en-US" w:eastAsia="zh-CN"/>
               </w:rPr>
             </w:pPr>
             <w:r>
@@ -554,8 +581,18 @@
                 <w:u w:val="single"/>
                 <w:lang w:eastAsia="zh-CN"/>
               </w:rPr>
-              <w:t>.30</w:t>
-            </w:r>
+              <w:t>.</w:t>
+            </w:r>
+            <w:r>
+              <w:rPr>
+                <w:rFonts w:hint="eastAsia"/>
+                <w:u w:val="single"/>
+                <w:lang w:val="en-US" w:eastAsia="zh-CN"/>
+              </w:rPr>
+              <w:t>8</w:t>
+            </w:r>
+            <w:bookmarkStart w:id="3" w:name="_GoBack"/>
+            <w:bookmarkEnd w:id="3"/>
           </w:p>
         </w:tc>
       </w:tr>
@@ -3015,6 +3052,12 @@
             <w:insideH w:val="single" w:color="000000" w:sz="6" w:space="0"/>
             <w:insideV w:val="single" w:color="000000" w:sz="6" w:space="0"/>
           </w:tblBorders>
+          <w:tblCellMar>
+            <w:top w:w="0" w:type="dxa"/>
+            <w:left w:w="0" w:type="dxa"/>
+            <w:bottom w:w="0" w:type="dxa"/>
+            <w:right w:w="0" w:type="dxa"/>
+          </w:tblCellMar>
         </w:tblPrEx>
         <w:trPr>
           <w:trHeight w:val="430" w:hRule="atLeast"/>
@@ -5152,8 +5195,6 @@
           <w:lang w:eastAsia="zh-CN"/>
         </w:rPr>
       </w:pPr>
-      <w:bookmarkStart w:id="3" w:name="_GoBack"/>
-      <w:bookmarkEnd w:id="3"/>
     </w:p>
     <w:sectPr>
       <w:headerReference r:id="rId3" w:type="default"/>
